--- a/Fase 1/Evidencias Individuales/Navarro_Sebastián_1.3_APT122_AutoevaluacionFase1.docx
+++ b/Fase 1/Evidencias Individuales/Navarro_Sebastián_1.3_APT122_AutoevaluacionFase1.docx
@@ -9779,7 +9779,7 @@
       <w:tblPr>
         <w:tblStyle w:val="Table7"/>
         <w:tblpPr w:leftFromText="141" w:rightFromText="141" w:topFromText="0" w:bottomFromText="0" w:vertAnchor="text" w:horzAnchor="text" w:tblpX="5" w:tblpY="1"/>
-        <w:tblW w:w="12994.0" w:type="dxa"/>
+        <w:tblW w:w="13003.999999999998" w:type="dxa"/>
         <w:jc w:val="left"/>
         <w:tblBorders>
           <w:top w:color="7f7f7f" w:space="0" w:sz="4" w:val="single"/>
@@ -9793,20 +9793,22 @@
         <w:tblLook w:val="0400"/>
       </w:tblPr>
       <w:tblGrid>
-        <w:gridCol w:w="2972"/>
-        <w:gridCol w:w="2268"/>
-        <w:gridCol w:w="2126"/>
-        <w:gridCol w:w="2127"/>
-        <w:gridCol w:w="2052"/>
-        <w:gridCol w:w="1449"/>
+        <w:gridCol w:w="2675.8906044450596"/>
+        <w:gridCol w:w="2042.032264764938"/>
+        <w:gridCol w:w="1914.1801564771858"/>
+        <w:gridCol w:w="1915.0805234369589"/>
+        <w:gridCol w:w="1847.5530014539913"/>
+        <w:gridCol w:w="1304.6317247109325"/>
+        <w:gridCol w:w="1304.6317247109325"/>
         <w:tblGridChange w:id="0">
           <w:tblGrid>
-            <w:gridCol w:w="2972"/>
-            <w:gridCol w:w="2268"/>
-            <w:gridCol w:w="2126"/>
-            <w:gridCol w:w="2127"/>
-            <w:gridCol w:w="2052"/>
-            <w:gridCol w:w="1449"/>
+            <w:gridCol w:w="2675.8906044450596"/>
+            <w:gridCol w:w="2042.032264764938"/>
+            <w:gridCol w:w="1914.1801564771858"/>
+            <w:gridCol w:w="1915.0805234369589"/>
+            <w:gridCol w:w="1847.5530014539913"/>
+            <w:gridCol w:w="1304.6317247109325"/>
+            <w:gridCol w:w="1304.6317247109325"/>
           </w:tblGrid>
         </w:tblGridChange>
       </w:tblGrid>
@@ -9891,6 +9893,32 @@
                 <w:rtl w:val="0"/>
               </w:rPr>
               <w:t xml:space="preserve">Ponderación del Indicador de Evaluación</w:t>
+            </w:r>
+          </w:p>
+        </w:tc>
+        <w:tc>
+          <w:tcPr>
+            <w:vMerge w:val="restart"/>
+            <w:shd w:fill="262626" w:val="clear"/>
+            <w:vAlign w:val="center"/>
+          </w:tcPr>
+          <w:p>
+            <w:pPr>
+              <w:jc w:val="center"/>
+              <w:rPr>
+                <w:rFonts w:ascii="Calibri" w:cs="Calibri" w:eastAsia="Calibri" w:hAnsi="Calibri"/>
+                <w:b w:val="1"/>
+                <w:bCs w:val="1"/>
+              </w:rPr>
+            </w:pPr>
+            <w:r>
+              <w:rPr>
+                <w:rFonts w:ascii="Calibri" w:cs="Calibri" w:eastAsia="Calibri" w:hAnsi="Calibri"/>
+                <w:b w:val="1"/>
+                <w:bCs w:val="1"/>
+                <w:rtl w:val="0"/>
+              </w:rPr>
+              <w:t xml:space="preserve">Porcentaje de logrado</w:t>
             </w:r>
           </w:p>
         </w:tc>
@@ -10167,6 +10195,42 @@
             </w:r>
           </w:p>
         </w:tc>
+        <w:tc>
+          <w:tcPr>
+            <w:vMerge w:val="continue"/>
+            <w:shd w:fill="262626" w:val="clear"/>
+            <w:vAlign w:val="center"/>
+          </w:tcPr>
+          <w:p>
+            <w:pPr>
+              <w:keepNext w:val="0"/>
+              <w:keepLines w:val="0"/>
+              <w:pageBreakBefore w:val="0"/>
+              <w:widowControl w:val="0"/>
+              <w:pBdr>
+                <w:top w:space="0" w:sz="0" w:val="nil"/>
+                <w:left w:space="0" w:sz="0" w:val="nil"/>
+                <w:bottom w:space="0" w:sz="0" w:val="nil"/>
+                <w:right w:space="0" w:sz="0" w:val="nil"/>
+                <w:between w:space="0" w:sz="0" w:val="nil"/>
+              </w:pBdr>
+              <w:shd w:fill="auto" w:val="clear"/>
+              <w:spacing w:after="0" w:before="0" w:line="276" w:lineRule="auto"/>
+              <w:ind w:left="0" w:right="0" w:firstLine="0"/>
+              <w:jc w:val="left"/>
+              <w:rPr>
+                <w:rFonts w:ascii="Calibri" w:cs="Calibri" w:eastAsia="Calibri" w:hAnsi="Calibri"/>
+                <w:b w:val="1"/>
+                <w:bCs w:val="1"/>
+              </w:rPr>
+            </w:pPr>
+            <w:r>
+              <w:rPr>
+                <w:rtl w:val="0"/>
+              </w:rPr>
+            </w:r>
+          </w:p>
+        </w:tc>
       </w:tr>
       <w:tr>
         <w:trPr>
@@ -10304,6 +10368,32 @@
             </w:r>
           </w:p>
         </w:tc>
+        <w:tc>
+          <w:tcPr>
+            <w:vAlign w:val="center"/>
+          </w:tcPr>
+          <w:p>
+            <w:pPr>
+              <w:jc w:val="center"/>
+              <w:rPr>
+                <w:rFonts w:ascii="Calibri" w:cs="Calibri" w:eastAsia="Calibri" w:hAnsi="Calibri"/>
+                <w:b w:val="1"/>
+                <w:bCs w:val="1"/>
+                <w:color w:val="3b3838"/>
+              </w:rPr>
+            </w:pPr>
+            <w:r>
+              <w:rPr>
+                <w:rFonts w:ascii="Calibri" w:cs="Calibri" w:eastAsia="Calibri" w:hAnsi="Calibri"/>
+                <w:b w:val="1"/>
+                <w:bCs w:val="1"/>
+                <w:color w:val="3b3838"/>
+                <w:rtl w:val="0"/>
+              </w:rPr>
+              <w:t xml:space="preserve">60</w:t>
+            </w:r>
+          </w:p>
+        </w:tc>
       </w:tr>
       <w:tr>
         <w:trPr>
@@ -10469,6 +10559,32 @@
             </w:r>
           </w:p>
         </w:tc>
+        <w:tc>
+          <w:tcPr>
+            <w:vAlign w:val="center"/>
+          </w:tcPr>
+          <w:p>
+            <w:pPr>
+              <w:jc w:val="center"/>
+              <w:rPr>
+                <w:rFonts w:ascii="Calibri" w:cs="Calibri" w:eastAsia="Calibri" w:hAnsi="Calibri"/>
+                <w:b w:val="1"/>
+                <w:bCs w:val="1"/>
+                <w:color w:val="3b3838"/>
+              </w:rPr>
+            </w:pPr>
+            <w:r>
+              <w:rPr>
+                <w:rFonts w:ascii="Calibri" w:cs="Calibri" w:eastAsia="Calibri" w:hAnsi="Calibri"/>
+                <w:b w:val="1"/>
+                <w:bCs w:val="1"/>
+                <w:color w:val="3b3838"/>
+                <w:rtl w:val="0"/>
+              </w:rPr>
+              <w:t xml:space="preserve">100</w:t>
+            </w:r>
+          </w:p>
+        </w:tc>
       </w:tr>
       <w:tr>
         <w:trPr>
@@ -10634,6 +10750,32 @@
             </w:r>
           </w:p>
         </w:tc>
+        <w:tc>
+          <w:tcPr>
+            <w:vAlign w:val="center"/>
+          </w:tcPr>
+          <w:p>
+            <w:pPr>
+              <w:jc w:val="center"/>
+              <w:rPr>
+                <w:rFonts w:ascii="Calibri" w:cs="Calibri" w:eastAsia="Calibri" w:hAnsi="Calibri"/>
+                <w:b w:val="1"/>
+                <w:bCs w:val="1"/>
+                <w:color w:val="3b3838"/>
+              </w:rPr>
+            </w:pPr>
+            <w:r>
+              <w:rPr>
+                <w:rFonts w:ascii="Calibri" w:cs="Calibri" w:eastAsia="Calibri" w:hAnsi="Calibri"/>
+                <w:b w:val="1"/>
+                <w:bCs w:val="1"/>
+                <w:color w:val="3b3838"/>
+                <w:rtl w:val="0"/>
+              </w:rPr>
+              <w:t xml:space="preserve">100</w:t>
+            </w:r>
+          </w:p>
+        </w:tc>
       </w:tr>
       <w:tr>
         <w:trPr>
@@ -10855,6 +10997,32 @@
             </w:r>
           </w:p>
         </w:tc>
+        <w:tc>
+          <w:tcPr>
+            <w:vAlign w:val="center"/>
+          </w:tcPr>
+          <w:p>
+            <w:pPr>
+              <w:jc w:val="center"/>
+              <w:rPr>
+                <w:rFonts w:ascii="Calibri" w:cs="Calibri" w:eastAsia="Calibri" w:hAnsi="Calibri"/>
+                <w:b w:val="1"/>
+                <w:bCs w:val="1"/>
+                <w:color w:val="3b3838"/>
+              </w:rPr>
+            </w:pPr>
+            <w:r>
+              <w:rPr>
+                <w:rFonts w:ascii="Calibri" w:cs="Calibri" w:eastAsia="Calibri" w:hAnsi="Calibri"/>
+                <w:b w:val="1"/>
+                <w:bCs w:val="1"/>
+                <w:color w:val="3b3838"/>
+                <w:rtl w:val="0"/>
+              </w:rPr>
+              <w:t xml:space="preserve">100</w:t>
+            </w:r>
+          </w:p>
+        </w:tc>
       </w:tr>
       <w:tr>
         <w:trPr>
@@ -10992,6 +11160,32 @@
             </w:r>
           </w:p>
         </w:tc>
+        <w:tc>
+          <w:tcPr>
+            <w:vAlign w:val="center"/>
+          </w:tcPr>
+          <w:p>
+            <w:pPr>
+              <w:jc w:val="center"/>
+              <w:rPr>
+                <w:rFonts w:ascii="Calibri" w:cs="Calibri" w:eastAsia="Calibri" w:hAnsi="Calibri"/>
+                <w:b w:val="1"/>
+                <w:bCs w:val="1"/>
+                <w:color w:val="3b3838"/>
+              </w:rPr>
+            </w:pPr>
+            <w:r>
+              <w:rPr>
+                <w:rFonts w:ascii="Calibri" w:cs="Calibri" w:eastAsia="Calibri" w:hAnsi="Calibri"/>
+                <w:b w:val="1"/>
+                <w:bCs w:val="1"/>
+                <w:color w:val="3b3838"/>
+                <w:rtl w:val="0"/>
+              </w:rPr>
+              <w:t xml:space="preserve">60</w:t>
+            </w:r>
+          </w:p>
+        </w:tc>
       </w:tr>
       <w:tr>
         <w:trPr>
@@ -11129,6 +11323,32 @@
             </w:r>
           </w:p>
         </w:tc>
+        <w:tc>
+          <w:tcPr>
+            <w:vAlign w:val="center"/>
+          </w:tcPr>
+          <w:p>
+            <w:pPr>
+              <w:jc w:val="center"/>
+              <w:rPr>
+                <w:rFonts w:ascii="Calibri" w:cs="Calibri" w:eastAsia="Calibri" w:hAnsi="Calibri"/>
+                <w:b w:val="1"/>
+                <w:bCs w:val="1"/>
+                <w:color w:val="3b3838"/>
+              </w:rPr>
+            </w:pPr>
+            <w:r>
+              <w:rPr>
+                <w:rFonts w:ascii="Calibri" w:cs="Calibri" w:eastAsia="Calibri" w:hAnsi="Calibri"/>
+                <w:b w:val="1"/>
+                <w:bCs w:val="1"/>
+                <w:color w:val="3b3838"/>
+                <w:rtl w:val="0"/>
+              </w:rPr>
+              <w:t xml:space="preserve">100</w:t>
+            </w:r>
+          </w:p>
+        </w:tc>
       </w:tr>
       <w:tr>
         <w:trPr>
@@ -11280,6 +11500,32 @@
             </w:r>
           </w:p>
         </w:tc>
+        <w:tc>
+          <w:tcPr>
+            <w:vAlign w:val="center"/>
+          </w:tcPr>
+          <w:p>
+            <w:pPr>
+              <w:jc w:val="center"/>
+              <w:rPr>
+                <w:rFonts w:ascii="Calibri" w:cs="Calibri" w:eastAsia="Calibri" w:hAnsi="Calibri"/>
+                <w:b w:val="1"/>
+                <w:bCs w:val="1"/>
+                <w:color w:val="3b3838"/>
+              </w:rPr>
+            </w:pPr>
+            <w:r>
+              <w:rPr>
+                <w:rFonts w:ascii="Calibri" w:cs="Calibri" w:eastAsia="Calibri" w:hAnsi="Calibri"/>
+                <w:b w:val="1"/>
+                <w:bCs w:val="1"/>
+                <w:color w:val="3b3838"/>
+                <w:rtl w:val="0"/>
+              </w:rPr>
+              <w:t xml:space="preserve">60</w:t>
+            </w:r>
+          </w:p>
+        </w:tc>
       </w:tr>
       <w:tr>
         <w:trPr>
@@ -11417,6 +11663,32 @@
             </w:r>
           </w:p>
         </w:tc>
+        <w:tc>
+          <w:tcPr>
+            <w:vAlign w:val="center"/>
+          </w:tcPr>
+          <w:p>
+            <w:pPr>
+              <w:jc w:val="center"/>
+              <w:rPr>
+                <w:rFonts w:ascii="Calibri" w:cs="Calibri" w:eastAsia="Calibri" w:hAnsi="Calibri"/>
+                <w:b w:val="1"/>
+                <w:bCs w:val="1"/>
+                <w:color w:val="3b3838"/>
+              </w:rPr>
+            </w:pPr>
+            <w:r>
+              <w:rPr>
+                <w:rFonts w:ascii="Calibri" w:cs="Calibri" w:eastAsia="Calibri" w:hAnsi="Calibri"/>
+                <w:b w:val="1"/>
+                <w:bCs w:val="1"/>
+                <w:color w:val="3b3838"/>
+                <w:rtl w:val="0"/>
+              </w:rPr>
+              <w:t xml:space="preserve">60</w:t>
+            </w:r>
+          </w:p>
+        </w:tc>
       </w:tr>
       <w:tr>
         <w:trPr>
@@ -11589,6 +11861,32 @@
             </w:r>
           </w:p>
         </w:tc>
+        <w:tc>
+          <w:tcPr>
+            <w:vAlign w:val="center"/>
+          </w:tcPr>
+          <w:p>
+            <w:pPr>
+              <w:jc w:val="center"/>
+              <w:rPr>
+                <w:rFonts w:ascii="Calibri" w:cs="Calibri" w:eastAsia="Calibri" w:hAnsi="Calibri"/>
+                <w:b w:val="1"/>
+                <w:bCs w:val="1"/>
+                <w:color w:val="3b3838"/>
+              </w:rPr>
+            </w:pPr>
+            <w:r>
+              <w:rPr>
+                <w:rFonts w:ascii="Calibri" w:cs="Calibri" w:eastAsia="Calibri" w:hAnsi="Calibri"/>
+                <w:b w:val="1"/>
+                <w:bCs w:val="1"/>
+                <w:color w:val="3b3838"/>
+                <w:rtl w:val="0"/>
+              </w:rPr>
+              <w:t xml:space="preserve">60</w:t>
+            </w:r>
+          </w:p>
+        </w:tc>
       </w:tr>
       <w:tr>
         <w:trPr>
@@ -11726,6 +12024,32 @@
             </w:r>
           </w:p>
         </w:tc>
+        <w:tc>
+          <w:tcPr>
+            <w:vAlign w:val="center"/>
+          </w:tcPr>
+          <w:p>
+            <w:pPr>
+              <w:jc w:val="center"/>
+              <w:rPr>
+                <w:rFonts w:ascii="Calibri" w:cs="Calibri" w:eastAsia="Calibri" w:hAnsi="Calibri"/>
+                <w:b w:val="1"/>
+                <w:bCs w:val="1"/>
+                <w:color w:val="3b3838"/>
+              </w:rPr>
+            </w:pPr>
+            <w:r>
+              <w:rPr>
+                <w:rFonts w:ascii="Calibri" w:cs="Calibri" w:eastAsia="Calibri" w:hAnsi="Calibri"/>
+                <w:b w:val="1"/>
+                <w:bCs w:val="1"/>
+                <w:color w:val="3b3838"/>
+                <w:rtl w:val="0"/>
+              </w:rPr>
+              <w:t xml:space="preserve">100</w:t>
+            </w:r>
+          </w:p>
+        </w:tc>
       </w:tr>
       <w:tr>
         <w:trPr>
@@ -11863,6 +12187,32 @@
             </w:r>
           </w:p>
         </w:tc>
+        <w:tc>
+          <w:tcPr>
+            <w:vAlign w:val="center"/>
+          </w:tcPr>
+          <w:p>
+            <w:pPr>
+              <w:jc w:val="center"/>
+              <w:rPr>
+                <w:rFonts w:ascii="Calibri" w:cs="Calibri" w:eastAsia="Calibri" w:hAnsi="Calibri"/>
+                <w:b w:val="1"/>
+                <w:bCs w:val="1"/>
+                <w:color w:val="3b3838"/>
+              </w:rPr>
+            </w:pPr>
+            <w:r>
+              <w:rPr>
+                <w:rFonts w:ascii="Calibri" w:cs="Calibri" w:eastAsia="Calibri" w:hAnsi="Calibri"/>
+                <w:b w:val="1"/>
+                <w:bCs w:val="1"/>
+                <w:color w:val="3b3838"/>
+                <w:rtl w:val="0"/>
+              </w:rPr>
+              <w:t xml:space="preserve">60</w:t>
+            </w:r>
+          </w:p>
+        </w:tc>
       </w:tr>
       <w:tr>
         <w:trPr>
@@ -12172,6 +12522,33 @@
             </w:r>
           </w:p>
         </w:tc>
+        <w:tc>
+          <w:tcPr>
+            <w:vAlign w:val="center"/>
+          </w:tcPr>
+          <w:p>
+            <w:pPr>
+              <w:spacing w:after="0" w:line="240" w:lineRule="auto"/>
+              <w:jc w:val="center"/>
+              <w:rPr>
+                <w:rFonts w:ascii="Calibri" w:cs="Calibri" w:eastAsia="Calibri" w:hAnsi="Calibri"/>
+                <w:b w:val="1"/>
+                <w:bCs w:val="1"/>
+                <w:i w:val="0"/>
+                <w:iCs w:val="0"/>
+                <w:smallCaps w:val="0"/>
+                <w:color w:val="000000"/>
+                <w:sz w:val="20"/>
+                <w:szCs w:val="20"/>
+              </w:rPr>
+            </w:pPr>
+            <w:r>
+              <w:rPr>
+                <w:rtl w:val="0"/>
+              </w:rPr>
+            </w:r>
+          </w:p>
+        </w:tc>
       </w:tr>
       <w:tr>
         <w:trPr>
@@ -12229,6 +12606,27 @@
                 <w:rtl w:val="0"/>
               </w:rPr>
               <w:t xml:space="preserve">100%</w:t>
+            </w:r>
+          </w:p>
+        </w:tc>
+        <w:tc>
+          <w:tcPr>
+            <w:vAlign w:val="center"/>
+          </w:tcPr>
+          <w:p>
+            <w:pPr>
+              <w:jc w:val="center"/>
+              <w:rPr>
+                <w:rFonts w:ascii="Calibri" w:cs="Calibri" w:eastAsia="Calibri" w:hAnsi="Calibri"/>
+                <w:b w:val="1"/>
+                <w:bCs w:val="1"/>
+                <w:color w:val="3b3838"/>
+              </w:rPr>
+            </w:pPr>
+            <w:r>
+              <w:rPr>
+                <w:rtl w:val="0"/>
+              </w:rPr>
             </w:r>
           </w:p>
         </w:tc>
